--- a/modelos_unificados/PropostaLocacaoTerraplenagem.docx
+++ b/modelos_unificados/PropostaLocacaoTerraplenagem.docx
@@ -99,7 +99,7 @@
       </w:r>
       <w:proofErr w:type="spellStart"/>
       <w:r>
-        <w:t>${data_extenso}</w:t>
+        <w:t>${data_emissao_extenso}</w:t>
       </w:r>
       <w:proofErr w:type="spellEnd"/>
       <w:r>
@@ -233,7 +233,7 @@
       </w:r>
       <w:proofErr w:type="spellStart"/>
       <w:r>
-        <w:t>${celular_cliente}</w:t>
+        <w:t>${whatsapp_cliente}</w:t>
       </w:r>
       <w:proofErr w:type="spellEnd"/>
       <w:r>
@@ -428,7 +428,7 @@
           <w:b/>
           <w:bCs/>
         </w:rPr>
-        <w:t>##TEMP_${empresa}##</w:t>
+        <w:t>##TEMP_${empresa_nome}##</w:t>
       </w:r>
       <w:r>
         <w:t xml:space="preserve"> </w:t>
@@ -468,7 +468,7 @@
     <w:p>
       <w:r>
         <w:lastRenderedPageBreak/>
-        <w:t>##TEMP_${finalidade}##</w:t>
+        <w:t>##TEMP_${finalidade_obra}##</w:t>
       </w:r>
     </w:p>
     <w:p>
@@ -573,7 +573,7 @@
         </w:numPr>
       </w:pPr>
       <w:r>
-        <w:t>ART – Anotação de Responsabilidade Técnica emitida pela ##TEMP_${empresa}##, cadastrada no CREA-MG.</w:t>
+        <w:t>ART – Anotação de Responsabilidade Técnica emitida pela ##TEMP_${empresa_nome}##, cadastrada no CREA-MG.</w:t>
       </w:r>
     </w:p>
     <w:p>
@@ -985,7 +985,7 @@
         <w:t>Veículo:</w:t>
       </w:r>
       <w:r>
-        <w:t xml:space="preserve"> ${Veiculo}</w:t>
+        <w:t xml:space="preserve"> ${veiculo}</w:t>
       </w:r>
     </w:p>
     <w:p>
@@ -1035,7 +1035,7 @@
         <w:t>GPS:</w:t>
       </w:r>
       <w:r>
-        <w:t xml:space="preserve"> ${GPS}</w:t>
+        <w:t xml:space="preserve"> ${gps}</w:t>
       </w:r>
     </w:p>
     <w:p>
@@ -1053,7 +1053,7 @@
         <w:t>Drone:</w:t>
       </w:r>
       <w:r>
-        <w:t xml:space="preserve"> ${Drone}</w:t>
+        <w:t xml:space="preserve"> ${drone}</w:t>
       </w:r>
     </w:p>
     <w:p>
@@ -1114,7 +1114,7 @@
           <w:b/>
           <w:bCs/>
         </w:rPr>
-        <w:t>${valor_extenso}</w:t>
+        <w:t>${valor_total_extenso}</w:t>
       </w:r>
       <w:proofErr w:type="spellEnd"/>
       <w:r>
@@ -1307,7 +1307,7 @@
         <w:t>Banco:</w:t>
       </w:r>
       <w:r>
-        <w:t xml:space="preserve"> ${Banco}</w:t>
+        <w:t xml:space="preserve"> ${banco_nome}</w:t>
       </w:r>
     </w:p>
     <w:p>
@@ -1325,7 +1325,7 @@
         <w:t>Agência:</w:t>
       </w:r>
       <w:r>
-        <w:t xml:space="preserve"> ${Agencia}</w:t>
+        <w:t xml:space="preserve"> ${banco_agencia}</w:t>
       </w:r>
     </w:p>
     <w:p>
@@ -1343,7 +1343,7 @@
         <w:t>Conta Corrente:</w:t>
       </w:r>
       <w:r>
-        <w:t xml:space="preserve"> ${Conta}</w:t>
+        <w:t xml:space="preserve"> ${banco_conta}</w:t>
       </w:r>
     </w:p>
     <w:p>
@@ -1361,7 +1361,7 @@
         <w:t>Titular:</w:t>
       </w:r>
       <w:r>
-        <w:t xml:space="preserve"> ##TEMP_${empresa}##</w:t>
+        <w:t xml:space="preserve"> ##TEMP_${empresa_nome}##</w:t>
       </w:r>
     </w:p>
     <w:p>
@@ -1376,10 +1376,10 @@
           <w:b/>
           <w:bCs/>
         </w:rPr>
-        <w:t>${cnpj}:</w:t>
-      </w:r>
-      <w:r>
-        <w:t xml:space="preserve"> ##TEMP_${cnpj}##</w:t>
+        <w:t>${empresa_cnpj}:</w:t>
+      </w:r>
+      <w:r>
+        <w:t xml:space="preserve"> ##TEMP_${empresa_cnpj}##</w:t>
       </w:r>
     </w:p>
     <w:p>
@@ -1479,7 +1479,7 @@
           <w:b/>
           <w:bCs/>
         </w:rPr>
-        <w:t>##TEMP_${empresa}##</w:t>
+        <w:t>##TEMP_${empresa_nome}##</w:t>
       </w:r>
       <w:r>
         <w:t xml:space="preserve"> </w:t>
